--- a/docs/ML_METHODS_AND_FORMULAS.docx
+++ b/docs/ML_METHODS_AND_FORMULAS.docx
@@ -58,7 +58,7 @@
         <w:t xml:space="preserve"> </w:t>
       </w:r>
       <w:r>
-        <w:t xml:space="preserve">graphical abstract use, so the figures here cannot disagree with the ones there. Generated 2026-09-17.</w:t>
+        <w:t xml:space="preserve">graphical abstract use, so the figures here cannot disagree with the ones there. Generated 2026-09-19.</w:t>
       </w:r>
     </w:p>
     <w:bookmarkStart w:id="18" w:name="feature-representation"/>
@@ -229,7 +229,19 @@
         <w:t xml:space="preserve"> </w:t>
       </w:r>
       <w:r>
-        <w:t xml:space="preserve">charge, and QED (a composite 0-1 drug-likeness score).</w:t>
+        <w:t xml:space="preserve">charge, and QED (a composite 0-1 drug-likeness score). None of the 1,036 columns is scaled: a random</w:t>
+      </w:r>
+      <w:r>
+        <w:t xml:space="preserve"> </w:t>
+      </w:r>
+      <w:r>
+        <w:t xml:space="preserve">forest splits on thresholds and is unchanged by any monotone rescaling, so no scaler is fitted and</w:t>
+      </w:r>
+      <w:r>
+        <w:t xml:space="preserve"> </w:t>
+      </w:r>
+      <w:r>
+        <w:t xml:space="preserve">none can leak information across a split.</w:t>
       </w:r>
     </w:p>
     <w:p>
@@ -683,13 +695,19 @@
         <w:t xml:space="preserve"> </w:t>
       </w:r>
       <w:r>
-        <w:t xml:space="preserve">first splits on molecular weight, then QED, before it needs any fingerprint bit; the complete tree is</w:t>
-      </w:r>
-      <w:r>
-        <w:t xml:space="preserve"> </w:t>
-      </w:r>
-      <w:r>
-        <w:t xml:space="preserve">exported as text in</w:t>
+        <w:t xml:space="preserve">first splits on molecular weight, then QED, before it needs any fingerprint bit; boxes are coloured</w:t>
+      </w:r>
+      <w:r>
+        <w:t xml:space="preserve"> </w:t>
+      </w:r>
+      <w:r>
+        <w:t xml:space="preserve">by which side of the split a node’s training samples lean, green towards barrier-penetrant and</w:t>
+      </w:r>
+      <w:r>
+        <w:t xml:space="preserve"> </w:t>
+      </w:r>
+      <w:r>
+        <w:t xml:space="preserve">vermillion towards non-penetrant. The complete tree is exported as text in</w:t>
       </w:r>
       <w:r>
         <w:t xml:space="preserve"> </w:t>
